--- a/client_rules/Michael J Curtin.docx
+++ b/client_rules/Michael J Curtin.docx
@@ -540,7 +540,7 @@
         </w:numPr>
       </w:pPr>
       <w:r>
-        <w:t>Complete the Core appraisal report in its entirety and provide specific detailed inspection notes.</w:t>
+        <w:t>Complete the appraisal report in its entirety and provide specific detailed inspection notes.</w:t>
       </w:r>
     </w:p>
     <w:p>
@@ -710,15 +710,7 @@
       </w:r>
       <w:r>
         <w:br/>
-        <w:t xml:space="preserve">Gravel Guard (chip resistant)                     0.3 hour 1st panel, 0.2 </w:t>
-      </w:r>
-      <w:proofErr w:type="spellStart"/>
-      <w:r>
-        <w:t>add’l</w:t>
-      </w:r>
-      <w:proofErr w:type="spellEnd"/>
-      <w:r>
-        <w:t xml:space="preserve"> panels</w:t>
+        <w:t>Gravel Guard (chip resistant)                     0.3 hour 1st panel, 0.2 add’l panels</w:t>
       </w:r>
       <w:r>
         <w:br/>
@@ -730,15 +722,7 @@
       </w:r>
       <w:r>
         <w:br/>
-        <w:t xml:space="preserve">Stripe – Paint                                                $45.00 1st panel, $10.00 </w:t>
-      </w:r>
-      <w:proofErr w:type="spellStart"/>
-      <w:r>
-        <w:t>add’l</w:t>
-      </w:r>
-      <w:proofErr w:type="spellEnd"/>
-      <w:r>
-        <w:t xml:space="preserve"> panel Maximum: $120.00.</w:t>
+        <w:t>Stripe – Paint                                                $45.00 1st panel, $10.00 add’l panel Maximum: $120.00.</w:t>
       </w:r>
       <w:r>
         <w:br/>
@@ -765,39 +749,15 @@
       </w:r>
       <w:r>
         <w:br/>
-        <w:t xml:space="preserve">Freon &amp; Oil R-12                                          $25.00 / </w:t>
-      </w:r>
-      <w:proofErr w:type="spellStart"/>
-      <w:r>
-        <w:t>lb</w:t>
-      </w:r>
-      <w:proofErr w:type="spellEnd"/>
-      <w:r>
-        <w:t xml:space="preserve"> Specify vehicle capacity</w:t>
-      </w:r>
-      <w:r>
-        <w:br/>
-        <w:t xml:space="preserve">Freon &amp; Oil R-134                                        $10.00 / </w:t>
-      </w:r>
-      <w:proofErr w:type="spellStart"/>
-      <w:r>
-        <w:t>lb</w:t>
-      </w:r>
-      <w:proofErr w:type="spellEnd"/>
-      <w:r>
-        <w:t xml:space="preserve"> Specify vehicle capacity</w:t>
-      </w:r>
-      <w:r>
-        <w:br/>
-        <w:t xml:space="preserve">Recode Lock                                                 $30.00 1st lock, $25.00 </w:t>
-      </w:r>
-      <w:proofErr w:type="spellStart"/>
-      <w:r>
-        <w:t>add’l</w:t>
-      </w:r>
-      <w:proofErr w:type="spellEnd"/>
-      <w:r>
-        <w:t xml:space="preserve"> lock</w:t>
+        <w:t>Freon &amp; Oil R-12                                          $25.00 / lb Specify vehicle capacity</w:t>
+      </w:r>
+      <w:r>
+        <w:br/>
+        <w:t>Freon &amp; Oil R-134                                        $10.00 / lb Specify vehicle capacity</w:t>
+      </w:r>
+      <w:r>
+        <w:br/>
+        <w:t>Recode Lock                                                 $30.00 1st lock, $25.00 add’l lock</w:t>
       </w:r>
       <w:r>
         <w:br/>
